--- a/docs/requirements/research/校园快递收发系统调研分析报告.docx
+++ b/docs/requirements/research/校园快递收发系统调研分析报告.docx
@@ -47,7 +47,7 @@
           <w:sz w:val="20"/>
           <w:lang w:eastAsia="zh-CN"/>
         </w:rPr>
-        <w:t>编制日期：2026年10月24日；修订日期：2026年10月26日</w:t>
+        <w:t>编制日期：2026年10月24日；修订日期：2026年10月29日</w:t>
       </w:r>
       <w:r>
         <w:rPr>
@@ -694,7 +694,7 @@
         <w:rPr>
           <w:lang w:eastAsia="zh-CN"/>
         </w:rPr>
-        <w:t>件关联与核验取件分析</w:t>
+        <w:t>件关联与自助取件分析</w:t>
       </w:r>
     </w:p>
     <w:p>
@@ -878,7 +878,7 @@
         <w:rPr>
           <w:lang w:eastAsia="zh-CN"/>
         </w:rPr>
-        <w:t>查询与取件流程</w:t>
+        <w:t>个人查询与自助取件流程</w:t>
       </w:r>
     </w:p>
     <w:p>
@@ -893,7 +893,7 @@
         <w:rPr>
           <w:lang w:eastAsia="zh-CN"/>
         </w:rPr>
-        <w:t>学生登录后查看本人获准访问的包裹、取件码及取件相关信息，无需先提交取件申请。学生到站后自行输入取件码和收件手机号后四位，由系统核验，通过后确认出库。工作人员不执行取件核验或确认。</w:t>
+        <w:t>学生登录后查看本人获准访问的包裹、取件码及取件相关信息，无需先提交取件申请。学生到站后自助输入取件码和收件手机号后四位，系统结合当前业务条件核验，通过后确认取件并出库。工作人员不执行取件核验或确认。</w:t>
       </w:r>
       <w:r>
         <w:rPr>
@@ -921,7 +921,7 @@
         <w:rPr>
           <w:lang w:eastAsia="zh-CN"/>
         </w:rPr>
-        <w:t>取件完成由系统结合取件码、收件手机号后四位和当前业务条件自动校验确认，学生不能绕过核验直接标记已取件。核验不通过时不完成出库；已经取走的包裹不能再次取件；提交拒收后暂停取件，拒收撤回且恢复待取后才重新允许正常取件。</w:t>
+        <w:t>学生不能绕过核验直接标记已取件。取件码或收件手机号后四位核验失败时不完成出库，已取件包裹不能重复取件。提交拒收后暂停取件；工作人员尚未开始退件时，学生可撤回拒收，恢复待取后重新允许正常取件。退件开始后不能自行撤回，已完成退件不能恢复取件。</w:t>
       </w:r>
       <w:r>
         <w:rPr>
@@ -963,7 +963,7 @@
         <w:rPr>
           <w:lang w:eastAsia="zh-CN"/>
         </w:rPr>
-        <w:t>查询范围应随账号归属控制；取件核验应同时检查取件码、手机号后四位和当前业务条件。后续需验证重复入库、未关联展示、关联更正、手机号变更及重复确认取件等场景。</w:t>
+        <w:t>查询范围应随账号归属控制；取件核验应同时检查取件码、收件手机号后四位和当前业务条件。后续需验证重复入库、未关联展示、关联更正、手机号变更，以及取件核验失败、重复取件、拒收暂停和撤回恢复等场景。</w:t>
       </w:r>
     </w:p>
     <w:p>
@@ -2757,7 +2757,7 @@
                 <w:sz w:val="20"/>
                 <w:lang w:eastAsia="zh-CN"/>
               </w:rPr>
-              <w:t>学生输入取件码与手机号后四位，系统核验确认</w:t>
+              <w:t>学生提交取件码与收件手机号后四位，系统核验后确认取件出库</w:t>
             </w:r>
           </w:p>
         </w:tc>
